--- a/data/templates/Request_for_Discovery.docx
+++ b/data/templates/Request_for_Discovery.docx
@@ -3596,7 +3596,7 @@
         <w:t>{{second_attorney_name}}</w:t>
         <w:tab/>
         <w:tab/>
-        <w:t>#{{second_attorney_bar}}</w:t>
+        <w:t>{{second_attorney_bar}}</w:t>
       </w:r>
     </w:p>
     <w:p>

--- a/data/templates/Request_for_Discovery.docx
+++ b/data/templates/Request_for_Discovery.docx
@@ -3688,7 +3688,7 @@
         <w:tab/>
         <w:tab/>
         <w:tab/>
-        <w:t>Facsimile: {{firm_fax}}</w:t>
+        <w:t/>
       </w:r>
     </w:p>
     <w:p>
